--- a/docs/reports/实验三_案例数据分析（机器学习）.docx
+++ b/docs/reports/实验三_案例数据分析（机器学习）.docx
@@ -7982,7 +7982,7 @@
             <w:r>
               <w:drawing>
                 <wp:inline distT="0" distB="0" distL="0" distR="0">
-                  <wp:extent cx="5016500" cy="5545583"/>
+                  <wp:extent cx="5016500" cy="5529907"/>
                   <wp:docPr id="5001" name="e3_ml.png"/>
                   <wp:cNvGraphicFramePr>
                     <a:graphicFrameLocks xmlns:a="http://schemas.openxmlformats.org/drawingml/2006/main" noChangeAspect="1"/>
@@ -8003,7 +8003,7 @@
                         <pic:spPr>
                           <a:xfrm>
                             <a:off x="0" y="0"/>
-                            <a:ext cx="5016500" cy="5545583"/>
+                            <a:ext cx="5016500" cy="5529907"/>
                           </a:xfrm>
                           <a:prstGeom prst="rect">
                             <a:avLst/>

--- a/docs/reports/实验三_案例数据分析（机器学习）.docx
+++ b/docs/reports/实验三_案例数据分析（机器学习）.docx
@@ -8042,6 +8042,30 @@
                 <w:szCs w:val="21"/>
               </w:rPr>
               <w:t xml:space="preserve">图 1  实验三页面：模型状态、离线误差表与在线估计结果</w:t>
+            </w:r>
+          </w:p>
+          <w:p>
+            <w:pPr>
+              <w:pStyle w:val="Normal"/>
+              <w:widowControl/>
+              <w:spacing w:before="0" w:after="0" w:lineRule="auto" w:line="360"/>
+              <w:ind w:firstLine="480"/>
+              <w:jc w:val="start"/>
+              <w:rPr>
+                <w:b w:val="0"/>
+                <w:sz w:val="24"/>
+                <w:szCs w:val="24"/>
+              </w:rPr>
+            </w:pPr>
+            <w:r>
+              <w:rPr>
+                <w:rFonts w:ascii="宋体" w:hAnsi="宋体" w:eastAsia="宋体" w:cs="宋体"/>
+                <w:b w:val="0"/>
+                <w:bCs w:val="0"/>
+                <w:sz w:val="24"/>
+                <w:szCs w:val="24"/>
+              </w:rPr>
+              <w:t xml:space="preserve">制品复用（ADR 0002）：同一个已登记模型还被学习诊断页 /insights 调用。诊断页对用户全部「词义 × 题型」批量预测预期正确比例，取最低的 10 项作为遗忘风险，并把特征与估计值标准化后做 KMeans（k=3）分组；每次调用都写一条 source_type=user_history 的推理事件，与 /lab/ml 的人工实验输入分开留证。模型结果只标注为参考，不进入组卷与复习规则；模拟演示账户上的实测见实验二报告的诊断页小节（evidence/exp02/insights-http.txt）。</w:t>
             </w:r>
           </w:p>
           <w:p>
